--- a/job-application/Jaheziya/Moamen_Basyoni_CV_Jaheziya.docx
+++ b/job-application/Jaheziya/Moamen_Basyoni_CV_Jaheziya.docx
@@ -20,7 +20,7 @@
           <w:b/>
           <w:bCs/>
         </w:rPr>
-        <w:t xml:space="preserve">R&amp;D Engineer — .NET Backend Development</w:t>
+        <w:t xml:space="preserve">Backend Developer | .NET, Distributed Systems &amp; Cloud</w:t>
       </w:r>
     </w:p>
     <w:p>
